--- a/Received/ukg/ukg, project work.docx
+++ b/Received/ukg/ukg, project work.docx
@@ -179,7 +179,7 @@
                           <a:avLst/>
                         </a:prstGeom>
                         <a:blipFill dpi="0" rotWithShape="1">
-                          <a:blip r:embed="rId5"/>
+                          <a:blip r:embed="rId6"/>
                           <a:srcRect/>
                           <a:stretch>
                             <a:fillRect/>
@@ -219,7 +219,7 @@
           <mc:Fallback>
             <w:pict>
               <v:rect w14:anchorId="4A217939" id="Rectangle 1" o:spid="_x0000_s1026" style="position:absolute;margin-left:0;margin-top:.65pt;width:37.75pt;height:46.05pt;z-index:251678720;visibility:visible;mso-wrap-style:square;mso-width-percent:0;mso-height-percent:0;mso-wrap-distance-left:9pt;mso-wrap-distance-top:0;mso-wrap-distance-right:9pt;mso-wrap-distance-bottom:0;mso-position-horizontal:absolute;mso-position-horizontal-relative:margin;mso-position-vertical:absolute;mso-position-vertical-relative:text;mso-width-percent:0;mso-height-percent:0;mso-width-relative:margin;mso-height-relative:margin;v-text-anchor:middle" o:gfxdata="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" stroked="f" strokeweight="2pt">
-                <v:fill r:id="rId6" o:title="" recolor="t" rotate="t" type="frame"/>
+                <v:fill r:id="rId7" o:title="" recolor="t" rotate="t" type="frame"/>
                 <w10:wrap anchorx="margin"/>
               </v:rect>
             </w:pict>
@@ -530,7 +530,7 @@
           <w:sz w:val="24"/>
           <w:szCs w:val="24"/>
         </w:rPr>
-        <w:t xml:space="preserve"> </w:t>
+        <w:t xml:space="preserve"> 2 hrs.</w:t>
       </w:r>
       <w:r>
         <w:rPr>
@@ -539,7 +539,7 @@
           <w:sz w:val="24"/>
           <w:szCs w:val="24"/>
         </w:rPr>
-        <w:t>2</w:t>
+        <w:tab/>
       </w:r>
       <w:r>
         <w:rPr>
@@ -548,7 +548,7 @@
           <w:sz w:val="24"/>
           <w:szCs w:val="24"/>
         </w:rPr>
-        <w:t xml:space="preserve"> hrs.</w:t>
+        <w:tab/>
       </w:r>
       <w:r>
         <w:rPr>
@@ -590,19 +590,10 @@
         <w:rPr>
           <w:rFonts w:ascii="Times New Roman" w:hAnsi="Times New Roman" w:cs="Times New Roman"/>
           <w:b/>
-          <w:sz w:val="24"/>
-          <w:szCs w:val="24"/>
-        </w:rPr>
-        <w:tab/>
-      </w:r>
-      <w:r>
-        <w:rPr>
-          <w:rFonts w:ascii="Times New Roman" w:hAnsi="Times New Roman" w:cs="Times New Roman"/>
-          <w:b/>
-          <w:sz w:val="24"/>
-          <w:szCs w:val="24"/>
-        </w:rPr>
-        <w:tab/>
+          <w:sz w:val="28"/>
+          <w:szCs w:val="28"/>
+        </w:rPr>
+        <w:t>F.M.:</w:t>
       </w:r>
       <w:r>
         <w:rPr>
@@ -611,25 +602,7 @@
           <w:sz w:val="28"/>
           <w:szCs w:val="28"/>
         </w:rPr>
-        <w:t>F.M.:</w:t>
-      </w:r>
-      <w:r>
-        <w:rPr>
-          <w:rFonts w:ascii="Times New Roman" w:hAnsi="Times New Roman" w:cs="Times New Roman"/>
-          <w:b/>
-          <w:sz w:val="28"/>
-          <w:szCs w:val="28"/>
-        </w:rPr>
-        <w:t xml:space="preserve"> </w:t>
-      </w:r>
-      <w:r>
-        <w:rPr>
-          <w:rFonts w:ascii="Times New Roman" w:hAnsi="Times New Roman" w:cs="Times New Roman"/>
-          <w:b/>
-          <w:sz w:val="28"/>
-          <w:szCs w:val="28"/>
-        </w:rPr>
-        <w:t>50</w:t>
+        <w:t xml:space="preserve"> 50</w:t>
       </w:r>
       <w:r>
         <w:rPr>
@@ -670,16 +643,7 @@
           <w:sz w:val="28"/>
           <w:szCs w:val="28"/>
         </w:rPr>
-        <w:t xml:space="preserve"> </w:t>
-      </w:r>
-      <w:r>
-        <w:rPr>
-          <w:rFonts w:ascii="Times New Roman" w:hAnsi="Times New Roman" w:cs="Times New Roman"/>
-          <w:b/>
-          <w:sz w:val="28"/>
-          <w:szCs w:val="28"/>
-        </w:rPr>
-        <w:t>Project Work</w:t>
+        <w:t xml:space="preserve"> Project Work</w:t>
       </w:r>
     </w:p>
     <w:tbl>
@@ -1098,7 +1062,7 @@
                     <pic:cNvPicPr/>
                   </pic:nvPicPr>
                   <pic:blipFill>
-                    <a:blip r:embed="rId7" cstate="print">
+                    <a:blip r:embed="rId8" cstate="print">
                       <a:extLst>
                         <a:ext uri="{28A0092B-C50C-407E-A947-70E740481C1C}">
                           <a14:useLocalDpi xmlns:a14="http://schemas.microsoft.com/office/drawing/2010/main" val="0"/>
@@ -1338,7 +1302,7 @@
                     <pic:cNvPicPr/>
                   </pic:nvPicPr>
                   <pic:blipFill rotWithShape="1">
-                    <a:blip r:embed="rId8" cstate="print">
+                    <a:blip r:embed="rId9" cstate="print">
                       <a:extLst>
                         <a:ext uri="{28A0092B-C50C-407E-A947-70E740481C1C}">
                           <a14:useLocalDpi xmlns:a14="http://schemas.microsoft.com/office/drawing/2010/main" val="0"/>
@@ -1907,7 +1871,7 @@
                     <pic:cNvPicPr/>
                   </pic:nvPicPr>
                   <pic:blipFill rotWithShape="1">
-                    <a:blip r:embed="rId9" cstate="print">
+                    <a:blip r:embed="rId10" cstate="print">
                       <a:extLst>
                         <a:ext uri="{28A0092B-C50C-407E-A947-70E740481C1C}">
                           <a14:useLocalDpi xmlns:a14="http://schemas.microsoft.com/office/drawing/2010/main" val="0"/>
@@ -1991,7 +1955,7 @@
                     <pic:cNvPicPr/>
                   </pic:nvPicPr>
                   <pic:blipFill rotWithShape="1">
-                    <a:blip r:embed="rId10" cstate="print">
+                    <a:blip r:embed="rId11" cstate="print">
                       <a:extLst>
                         <a:ext uri="{28A0092B-C50C-407E-A947-70E740481C1C}">
                           <a14:useLocalDpi xmlns:a14="http://schemas.microsoft.com/office/drawing/2010/main" val="0"/>
@@ -2282,7 +2246,19 @@
         <w:rPr>
           <w:rFonts w:ascii="Times New Roman" w:hAnsi="Times New Roman" w:cs="Times New Roman"/>
         </w:rPr>
-        <w:t>Complete the picture by drawing other half part.</w:t>
+        <w:t>Complete the picture by drawing other half part</w:t>
+      </w:r>
+      <w:r>
+        <w:rPr>
+          <w:rFonts w:ascii="Times New Roman" w:hAnsi="Times New Roman" w:cs="Times New Roman"/>
+        </w:rPr>
+        <w:t>s</w:t>
+      </w:r>
+      <w:r>
+        <w:rPr>
+          <w:rFonts w:ascii="Times New Roman" w:hAnsi="Times New Roman" w:cs="Times New Roman"/>
+        </w:rPr>
+        <w:t>.</w:t>
       </w:r>
       <w:r>
         <w:rPr>
@@ -2381,7 +2357,7 @@
                           <pic:cNvPicPr/>
                         </pic:nvPicPr>
                         <pic:blipFill rotWithShape="1">
-                          <a:blip r:embed="rId11" cstate="print">
+                          <a:blip r:embed="rId12" cstate="print">
                             <a:extLst>
                               <a:ext uri="{28A0092B-C50C-407E-A947-70E740481C1C}">
                                 <a14:useLocalDpi xmlns:a14="http://schemas.microsoft.com/office/drawing/2010/main" val="0"/>
@@ -2446,7 +2422,7 @@
                 <w:noProof/>
               </w:rPr>
               <w:drawing>
-                <wp:anchor distT="0" distB="0" distL="114300" distR="114300" simplePos="0" relativeHeight="251683840" behindDoc="0" locked="0" layoutInCell="1" allowOverlap="1" wp14:anchorId="0394185F" wp14:editId="5CF64918">
+                <wp:anchor distT="0" distB="0" distL="114300" distR="114300" simplePos="0" relativeHeight="251683840" behindDoc="0" locked="0" layoutInCell="1" allowOverlap="1" wp14:anchorId="0394185F" wp14:editId="7E6446EA">
                   <wp:simplePos x="0" y="0"/>
                   <wp:positionH relativeFrom="column">
                     <wp:posOffset>1659255</wp:posOffset>
@@ -2469,7 +2445,7 @@
                           <pic:cNvPicPr/>
                         </pic:nvPicPr>
                         <pic:blipFill rotWithShape="1">
-                          <a:blip r:embed="rId12" cstate="print">
+                          <a:blip r:embed="rId13" cstate="print">
                             <a:extLst>
                               <a:ext uri="{28A0092B-C50C-407E-A947-70E740481C1C}">
                                 <a14:useLocalDpi xmlns:a14="http://schemas.microsoft.com/office/drawing/2010/main" val="0"/>
@@ -2562,7 +2538,7 @@
                           <pic:cNvPicPr/>
                         </pic:nvPicPr>
                         <pic:blipFill rotWithShape="1">
-                          <a:blip r:embed="rId13" cstate="print">
+                          <a:blip r:embed="rId14" cstate="print">
                             <a:extLst>
                               <a:ext uri="{28A0092B-C50C-407E-A947-70E740481C1C}">
                                 <a14:useLocalDpi xmlns:a14="http://schemas.microsoft.com/office/drawing/2010/main" val="0"/>
@@ -2651,7 +2627,7 @@
                           <pic:cNvPicPr/>
                         </pic:nvPicPr>
                         <pic:blipFill rotWithShape="1">
-                          <a:blip r:embed="rId14" cstate="print">
+                          <a:blip r:embed="rId15" cstate="print">
                             <a:extLst>
                               <a:ext uri="{28A0092B-C50C-407E-A947-70E740481C1C}">
                                 <a14:useLocalDpi xmlns:a14="http://schemas.microsoft.com/office/drawing/2010/main" val="0"/>
@@ -2710,7 +2686,19 @@
           <w:rFonts w:ascii="Times New Roman" w:hAnsi="Times New Roman" w:cs="Times New Roman"/>
         </w:rPr>
         <w:lastRenderedPageBreak/>
-        <w:t>Match the following with their name.</w:t>
+        <w:t>Match the following with their name</w:t>
+      </w:r>
+      <w:r>
+        <w:rPr>
+          <w:rFonts w:ascii="Times New Roman" w:hAnsi="Times New Roman" w:cs="Times New Roman"/>
+        </w:rPr>
+        <w:t>s</w:t>
+      </w:r>
+      <w:r>
+        <w:rPr>
+          <w:rFonts w:ascii="Times New Roman" w:hAnsi="Times New Roman" w:cs="Times New Roman"/>
+        </w:rPr>
+        <w:t>.</w:t>
       </w:r>
       <w:r>
         <w:rPr>
@@ -2766,6 +2754,14 @@
         <w:tblStyle w:val="TableGrid"/>
         <w:tblW w:w="0" w:type="auto"/>
         <w:tblInd w:w="720" w:type="dxa"/>
+        <w:tblBorders>
+          <w:top w:val="none" w:sz="0" w:space="0" w:color="auto"/>
+          <w:left w:val="none" w:sz="0" w:space="0" w:color="auto"/>
+          <w:bottom w:val="none" w:sz="0" w:space="0" w:color="auto"/>
+          <w:right w:val="none" w:sz="0" w:space="0" w:color="auto"/>
+          <w:insideH w:val="none" w:sz="0" w:space="0" w:color="auto"/>
+          <w:insideV w:val="none" w:sz="0" w:space="0" w:color="auto"/>
+        </w:tblBorders>
         <w:tblLook w:val="04A0" w:firstRow="1" w:lastRow="0" w:firstColumn="1" w:lastColumn="0" w:noHBand="0" w:noVBand="1"/>
       </w:tblPr>
       <w:tblGrid>
@@ -2826,9 +2822,9 @@
                 <w:noProof/>
               </w:rPr>
               <w:drawing>
-                <wp:inline distT="0" distB="0" distL="0" distR="0" wp14:anchorId="3BFC5531" wp14:editId="7082BCEB">
-                  <wp:extent cx="1116418" cy="827895"/>
-                  <wp:effectExtent l="0" t="0" r="7620" b="0"/>
+                <wp:inline distT="0" distB="0" distL="0" distR="0" wp14:anchorId="3BFC5531" wp14:editId="22FFAFD0">
+                  <wp:extent cx="1115508" cy="699715"/>
+                  <wp:effectExtent l="0" t="0" r="8890" b="5715"/>
                   <wp:docPr id="1590155592" name="Picture 94"/>
                   <wp:cNvGraphicFramePr>
                     <a:graphicFrameLocks xmlns:a="http://schemas.openxmlformats.org/drawingml/2006/main" noChangeAspect="1"/>
@@ -2841,14 +2837,14 @@
                           <pic:cNvPicPr/>
                         </pic:nvPicPr>
                         <pic:blipFill rotWithShape="1">
-                          <a:blip r:embed="rId15" cstate="print">
+                          <a:blip r:embed="rId16" cstate="print">
                             <a:extLst>
                               <a:ext uri="{28A0092B-C50C-407E-A947-70E740481C1C}">
                                 <a14:useLocalDpi xmlns:a14="http://schemas.microsoft.com/office/drawing/2010/main" val="0"/>
                               </a:ext>
                             </a:extLst>
                           </a:blip>
-                          <a:srcRect t="8995" b="16848"/>
+                          <a:srcRect t="16834" b="20439"/>
                           <a:stretch>
                             <a:fillRect/>
                           </a:stretch>
@@ -2856,7 +2852,7 @@
                         <pic:spPr bwMode="auto">
                           <a:xfrm>
                             <a:off x="0" y="0"/>
-                            <a:ext cx="1121244" cy="831474"/>
+                            <a:ext cx="1121244" cy="703313"/>
                           </a:xfrm>
                           <a:prstGeom prst="rect">
                             <a:avLst/>
@@ -2933,9 +2929,9 @@
                 <w:noProof/>
               </w:rPr>
               <w:drawing>
-                <wp:inline distT="0" distB="0" distL="0" distR="0" wp14:anchorId="419238E0" wp14:editId="156FED2E">
-                  <wp:extent cx="974725" cy="979566"/>
-                  <wp:effectExtent l="0" t="0" r="0" b="0"/>
+                <wp:inline distT="0" distB="0" distL="0" distR="0" wp14:anchorId="419238E0" wp14:editId="2C9571FC">
+                  <wp:extent cx="974090" cy="755374"/>
+                  <wp:effectExtent l="0" t="0" r="0" b="6985"/>
                   <wp:docPr id="709189078" name="Picture 95"/>
                   <wp:cNvGraphicFramePr>
                     <a:graphicFrameLocks xmlns:a="http://schemas.openxmlformats.org/drawingml/2006/main" noChangeAspect="1"/>
@@ -2947,26 +2943,35 @@
                           <pic:cNvPr id="709189078" name="Picture 709189078"/>
                           <pic:cNvPicPr/>
                         </pic:nvPicPr>
-                        <pic:blipFill>
-                          <a:blip r:embed="rId16" cstate="print">
+                        <pic:blipFill rotWithShape="1">
+                          <a:blip r:embed="rId17" cstate="print">
                             <a:extLst>
                               <a:ext uri="{28A0092B-C50C-407E-A947-70E740481C1C}">
                                 <a14:useLocalDpi xmlns:a14="http://schemas.microsoft.com/office/drawing/2010/main" val="0"/>
                               </a:ext>
                             </a:extLst>
                           </a:blip>
+                          <a:srcRect t="8932" b="13904"/>
                           <a:stretch>
                             <a:fillRect/>
                           </a:stretch>
                         </pic:blipFill>
-                        <pic:spPr>
+                        <pic:spPr bwMode="auto">
                           <a:xfrm>
                             <a:off x="0" y="0"/>
-                            <a:ext cx="989555" cy="994470"/>
+                            <a:ext cx="989555" cy="767367"/>
                           </a:xfrm>
                           <a:prstGeom prst="rect">
                             <a:avLst/>
                           </a:prstGeom>
+                          <a:ln>
+                            <a:noFill/>
+                          </a:ln>
+                          <a:extLst>
+                            <a:ext uri="{53640926-AAD7-44D8-BBD7-CCE9431645EC}">
+                              <a14:shadowObscured xmlns:a14="http://schemas.microsoft.com/office/drawing/2010/main"/>
+                            </a:ext>
+                          </a:extLst>
                         </pic:spPr>
                       </pic:pic>
                     </a:graphicData>
@@ -3046,7 +3051,7 @@
                           <pic:cNvPicPr/>
                         </pic:nvPicPr>
                         <pic:blipFill rotWithShape="1">
-                          <a:blip r:embed="rId17" cstate="print">
+                          <a:blip r:embed="rId18" cstate="print">
                             <a:extLst>
                               <a:ext uri="{28A0092B-C50C-407E-A947-70E740481C1C}">
                                 <a14:useLocalDpi xmlns:a14="http://schemas.microsoft.com/office/drawing/2010/main" val="0"/>
@@ -3153,7 +3158,7 @@
                           <pic:cNvPicPr/>
                         </pic:nvPicPr>
                         <pic:blipFill>
-                          <a:blip r:embed="rId18" cstate="print">
+                          <a:blip r:embed="rId19" cstate="print">
                             <a:extLst>
                               <a:ext uri="{28A0092B-C50C-407E-A947-70E740481C1C}">
                                 <a14:useLocalDpi xmlns:a14="http://schemas.microsoft.com/office/drawing/2010/main" val="0"/>
@@ -3236,8 +3241,8 @@
                 <w:noProof/>
               </w:rPr>
               <w:drawing>
-                <wp:inline distT="0" distB="0" distL="0" distR="0" wp14:anchorId="4BEB2C8E" wp14:editId="38C810E3">
-                  <wp:extent cx="881188" cy="885567"/>
+                <wp:inline distT="0" distB="0" distL="0" distR="0" wp14:anchorId="4BEB2C8E" wp14:editId="3CE255F9">
+                  <wp:extent cx="880651" cy="667826"/>
                   <wp:effectExtent l="0" t="0" r="0" b="0"/>
                   <wp:docPr id="1460989465" name="Picture 98"/>
                   <wp:cNvGraphicFramePr>
@@ -3250,26 +3255,35 @@
                           <pic:cNvPr id="1460989465" name="Picture 1460989465"/>
                           <pic:cNvPicPr/>
                         </pic:nvPicPr>
-                        <pic:blipFill>
-                          <a:blip r:embed="rId19" cstate="print">
+                        <pic:blipFill rotWithShape="1">
+                          <a:blip r:embed="rId20" cstate="print">
                             <a:extLst>
                               <a:ext uri="{28A0092B-C50C-407E-A947-70E740481C1C}">
                                 <a14:useLocalDpi xmlns:a14="http://schemas.microsoft.com/office/drawing/2010/main" val="0"/>
                               </a:ext>
                             </a:extLst>
                           </a:blip>
+                          <a:srcRect t="12578" b="11964"/>
                           <a:stretch>
                             <a:fillRect/>
                           </a:stretch>
                         </pic:blipFill>
-                        <pic:spPr>
+                        <pic:spPr bwMode="auto">
                           <a:xfrm>
                             <a:off x="0" y="0"/>
-                            <a:ext cx="894564" cy="899009"/>
+                            <a:ext cx="894564" cy="678376"/>
                           </a:xfrm>
                           <a:prstGeom prst="rect">
                             <a:avLst/>
                           </a:prstGeom>
+                          <a:ln>
+                            <a:noFill/>
+                          </a:ln>
+                          <a:extLst>
+                            <a:ext uri="{53640926-AAD7-44D8-BBD7-CCE9431645EC}">
+                              <a14:shadowObscured xmlns:a14="http://schemas.microsoft.com/office/drawing/2010/main"/>
+                            </a:ext>
+                          </a:extLst>
                         </pic:spPr>
                       </pic:pic>
                     </a:graphicData>
@@ -3334,9 +3348,9 @@
                 <w:noProof/>
               </w:rPr>
               <w:drawing>
-                <wp:inline distT="0" distB="0" distL="0" distR="0" wp14:anchorId="1836FD01" wp14:editId="69B075CC">
-                  <wp:extent cx="880745" cy="751960"/>
-                  <wp:effectExtent l="0" t="0" r="0" b="0"/>
+                <wp:inline distT="0" distB="0" distL="0" distR="0" wp14:anchorId="1836FD01" wp14:editId="779D0AC9">
+                  <wp:extent cx="880605" cy="608716"/>
+                  <wp:effectExtent l="0" t="0" r="0" b="1270"/>
                   <wp:docPr id="1512108677" name="Picture 99"/>
                   <wp:cNvGraphicFramePr>
                     <a:graphicFrameLocks xmlns:a="http://schemas.openxmlformats.org/drawingml/2006/main" noChangeAspect="1"/>
@@ -3349,14 +3363,14 @@
                           <pic:cNvPicPr/>
                         </pic:nvPicPr>
                         <pic:blipFill rotWithShape="1">
-                          <a:blip r:embed="rId20" cstate="print">
+                          <a:blip r:embed="rId21" cstate="print">
                             <a:extLst>
                               <a:ext uri="{28A0092B-C50C-407E-A947-70E740481C1C}">
                                 <a14:useLocalDpi xmlns:a14="http://schemas.microsoft.com/office/drawing/2010/main" val="0"/>
                               </a:ext>
                             </a:extLst>
                           </a:blip>
-                          <a:srcRect b="15044"/>
+                          <a:srcRect t="16172" b="15044"/>
                           <a:stretch>
                             <a:fillRect/>
                           </a:stretch>
@@ -3364,7 +3378,7 @@
                         <pic:spPr bwMode="auto">
                           <a:xfrm>
                             <a:off x="0" y="0"/>
-                            <a:ext cx="890905" cy="760634"/>
+                            <a:ext cx="890905" cy="615836"/>
                           </a:xfrm>
                           <a:prstGeom prst="rect">
                             <a:avLst/>
@@ -3402,14 +3416,89 @@
           <w:rFonts w:ascii="Times New Roman" w:hAnsi="Times New Roman" w:cs="Times New Roman"/>
           <w:noProof/>
         </w:rPr>
+        <mc:AlternateContent>
+          <mc:Choice Requires="wps">
+            <w:drawing>
+              <wp:anchor distT="0" distB="0" distL="114300" distR="114300" simplePos="0" relativeHeight="251689984" behindDoc="0" locked="0" layoutInCell="1" allowOverlap="1" wp14:anchorId="3FB9F186" wp14:editId="0E4A7D7C">
+                <wp:simplePos x="0" y="0"/>
+                <wp:positionH relativeFrom="column">
+                  <wp:posOffset>67310</wp:posOffset>
+                </wp:positionH>
+                <wp:positionV relativeFrom="paragraph">
+                  <wp:posOffset>243758</wp:posOffset>
+                </wp:positionV>
+                <wp:extent cx="2672826" cy="2250219"/>
+                <wp:effectExtent l="0" t="0" r="13335" b="17145"/>
+                <wp:wrapNone/>
+                <wp:docPr id="1751091475" name="Rectangle 12"/>
+                <wp:cNvGraphicFramePr/>
+                <a:graphic xmlns:a="http://schemas.openxmlformats.org/drawingml/2006/main">
+                  <a:graphicData uri="http://schemas.microsoft.com/office/word/2010/wordprocessingShape">
+                    <wps:wsp>
+                      <wps:cNvSpPr/>
+                      <wps:spPr>
+                        <a:xfrm>
+                          <a:off x="0" y="0"/>
+                          <a:ext cx="2672826" cy="2250219"/>
+                        </a:xfrm>
+                        <a:prstGeom prst="rect">
+                          <a:avLst/>
+                        </a:prstGeom>
+                        <a:noFill/>
+                        <a:ln>
+                          <a:solidFill>
+                            <a:schemeClr val="tx1"/>
+                          </a:solidFill>
+                        </a:ln>
+                      </wps:spPr>
+                      <wps:style>
+                        <a:lnRef idx="2">
+                          <a:schemeClr val="accent1">
+                            <a:shade val="15000"/>
+                          </a:schemeClr>
+                        </a:lnRef>
+                        <a:fillRef idx="1">
+                          <a:schemeClr val="accent1"/>
+                        </a:fillRef>
+                        <a:effectRef idx="0">
+                          <a:schemeClr val="accent1"/>
+                        </a:effectRef>
+                        <a:fontRef idx="minor">
+                          <a:schemeClr val="lt1"/>
+                        </a:fontRef>
+                      </wps:style>
+                      <wps:bodyPr rot="0" spcFirstLastPara="0" vertOverflow="overflow" horzOverflow="overflow" vert="horz" wrap="square" lIns="91440" tIns="45720" rIns="91440" bIns="45720" numCol="1" spcCol="0" rtlCol="0" fromWordArt="0" anchor="ctr" anchorCtr="0" forceAA="0" compatLnSpc="1">
+                        <a:prstTxWarp prst="textNoShape">
+                          <a:avLst/>
+                        </a:prstTxWarp>
+                        <a:noAutofit/>
+                      </wps:bodyPr>
+                    </wps:wsp>
+                  </a:graphicData>
+                </a:graphic>
+              </wp:anchor>
+            </w:drawing>
+          </mc:Choice>
+          <mc:Fallback>
+            <w:pict>
+              <v:rect w14:anchorId="5520613F" id="Rectangle 12" o:spid="_x0000_s1026" style="position:absolute;margin-left:5.3pt;margin-top:19.2pt;width:210.45pt;height:177.2pt;z-index:251689984;visibility:visible;mso-wrap-style:square;mso-wrap-distance-left:9pt;mso-wrap-distance-top:0;mso-wrap-distance-right:9pt;mso-wrap-distance-bottom:0;mso-position-horizontal:absolute;mso-position-horizontal-relative:text;mso-position-vertical:absolute;mso-position-vertical-relative:text;v-text-anchor:middle" o:gfxdata="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" filled="f" strokecolor="black [3213]" strokeweight="1pt"/>
+            </w:pict>
+          </mc:Fallback>
+        </mc:AlternateContent>
+      </w:r>
+      <w:r>
+        <w:rPr>
+          <w:rFonts w:ascii="Times New Roman" w:hAnsi="Times New Roman" w:cs="Times New Roman"/>
+          <w:noProof/>
+        </w:rPr>
         <w:drawing>
-          <wp:anchor distT="0" distB="0" distL="114300" distR="114300" simplePos="0" relativeHeight="251675648" behindDoc="1" locked="0" layoutInCell="1" allowOverlap="1" wp14:anchorId="6ED32FF9" wp14:editId="00466410">
+          <wp:anchor distT="0" distB="0" distL="114300" distR="114300" simplePos="0" relativeHeight="251675648" behindDoc="1" locked="0" layoutInCell="1" allowOverlap="1" wp14:anchorId="6ED32FF9" wp14:editId="204D227A">
             <wp:simplePos x="0" y="0"/>
             <wp:positionH relativeFrom="column">
-              <wp:posOffset>244549</wp:posOffset>
+              <wp:posOffset>244475</wp:posOffset>
             </wp:positionH>
             <wp:positionV relativeFrom="paragraph">
-              <wp:posOffset>346075</wp:posOffset>
+              <wp:posOffset>242709</wp:posOffset>
             </wp:positionV>
             <wp:extent cx="2426335" cy="2125980"/>
             <wp:effectExtent l="0" t="0" r="0" b="7620"/>
@@ -3434,7 +3523,7 @@
                     <pic:cNvPicPr/>
                   </pic:nvPicPr>
                   <pic:blipFill rotWithShape="1">
-                    <a:blip r:embed="rId21" cstate="print">
+                    <a:blip r:embed="rId22" cstate="print">
                       <a:extLst>
                         <a:ext uri="{28A0092B-C50C-407E-A947-70E740481C1C}">
                           <a14:useLocalDpi xmlns:a14="http://schemas.microsoft.com/office/drawing/2010/main" val="0"/>
@@ -3475,81 +3564,91 @@
       <w:r>
         <w:rPr>
           <w:rFonts w:ascii="Times New Roman" w:hAnsi="Times New Roman" w:cs="Times New Roman"/>
-        </w:rPr>
-        <w:t xml:space="preserve">Look at birds and insects and </w:t>
-      </w:r>
-      <w:proofErr w:type="spellStart"/>
-      <w:r>
-        <w:rPr>
-          <w:rFonts w:ascii="Times New Roman" w:hAnsi="Times New Roman" w:cs="Times New Roman"/>
-        </w:rPr>
-        <w:t>colour</w:t>
-      </w:r>
-      <w:proofErr w:type="spellEnd"/>
-      <w:r>
-        <w:rPr>
-          <w:rFonts w:ascii="Times New Roman" w:hAnsi="Times New Roman" w:cs="Times New Roman"/>
-        </w:rPr>
-        <w:t xml:space="preserve"> their correct homes.</w:t>
-      </w:r>
-      <w:r>
-        <w:rPr>
-          <w:rFonts w:ascii="Times New Roman" w:hAnsi="Times New Roman" w:cs="Times New Roman"/>
-        </w:rPr>
-        <w:tab/>
-      </w:r>
-      <w:r>
-        <w:rPr>
-          <w:rFonts w:ascii="Times New Roman" w:hAnsi="Times New Roman" w:cs="Times New Roman"/>
-        </w:rPr>
-        <w:tab/>
-      </w:r>
-      <w:r>
-        <w:rPr>
-          <w:rFonts w:ascii="Times New Roman" w:hAnsi="Times New Roman" w:cs="Times New Roman"/>
-        </w:rPr>
-        <w:tab/>
-      </w:r>
-      <w:r>
-        <w:rPr>
-          <w:rFonts w:ascii="Times New Roman" w:hAnsi="Times New Roman" w:cs="Times New Roman"/>
-        </w:rPr>
-        <w:t>(6)</w:t>
-      </w:r>
-      <w:r>
-        <w:rPr>
-          <w:rFonts w:ascii="Times New Roman" w:hAnsi="Times New Roman" w:cs="Times New Roman"/>
           <w:noProof/>
         </w:rPr>
-        <w:t xml:space="preserve"> </w:t>
-      </w:r>
-    </w:p>
-    <w:p>
-      <w:pPr>
-        <w:pStyle w:val="questions"/>
-        <w:numPr>
-          <w:ilvl w:val="0"/>
-          <w:numId w:val="0"/>
-        </w:numPr>
-        <w:spacing w:line="360" w:lineRule="auto"/>
-        <w:ind w:left="720"/>
-        <w:rPr>
-          <w:rFonts w:ascii="Times New Roman" w:hAnsi="Times New Roman" w:cs="Times New Roman"/>
-        </w:rPr>
-      </w:pPr>
+        <mc:AlternateContent>
+          <mc:Choice Requires="wps">
+            <w:drawing>
+              <wp:anchor distT="0" distB="0" distL="114300" distR="114300" simplePos="0" relativeHeight="251692032" behindDoc="0" locked="0" layoutInCell="1" allowOverlap="1" wp14:anchorId="7E887D4E" wp14:editId="10012357">
+                <wp:simplePos x="0" y="0"/>
+                <wp:positionH relativeFrom="column">
+                  <wp:posOffset>4163060</wp:posOffset>
+                </wp:positionH>
+                <wp:positionV relativeFrom="paragraph">
+                  <wp:posOffset>260985</wp:posOffset>
+                </wp:positionV>
+                <wp:extent cx="2672826" cy="2250219"/>
+                <wp:effectExtent l="0" t="0" r="13335" b="17145"/>
+                <wp:wrapNone/>
+                <wp:docPr id="1777431047" name="Rectangle 12"/>
+                <wp:cNvGraphicFramePr/>
+                <a:graphic xmlns:a="http://schemas.openxmlformats.org/drawingml/2006/main">
+                  <a:graphicData uri="http://schemas.microsoft.com/office/word/2010/wordprocessingShape">
+                    <wps:wsp>
+                      <wps:cNvSpPr/>
+                      <wps:spPr>
+                        <a:xfrm>
+                          <a:off x="0" y="0"/>
+                          <a:ext cx="2672826" cy="2250219"/>
+                        </a:xfrm>
+                        <a:prstGeom prst="rect">
+                          <a:avLst/>
+                        </a:prstGeom>
+                        <a:noFill/>
+                        <a:ln>
+                          <a:solidFill>
+                            <a:schemeClr val="tx1"/>
+                          </a:solidFill>
+                        </a:ln>
+                      </wps:spPr>
+                      <wps:style>
+                        <a:lnRef idx="2">
+                          <a:schemeClr val="accent1">
+                            <a:shade val="15000"/>
+                          </a:schemeClr>
+                        </a:lnRef>
+                        <a:fillRef idx="1">
+                          <a:schemeClr val="accent1"/>
+                        </a:fillRef>
+                        <a:effectRef idx="0">
+                          <a:schemeClr val="accent1"/>
+                        </a:effectRef>
+                        <a:fontRef idx="minor">
+                          <a:schemeClr val="lt1"/>
+                        </a:fontRef>
+                      </wps:style>
+                      <wps:bodyPr rot="0" spcFirstLastPara="0" vertOverflow="overflow" horzOverflow="overflow" vert="horz" wrap="square" lIns="91440" tIns="45720" rIns="91440" bIns="45720" numCol="1" spcCol="0" rtlCol="0" fromWordArt="0" anchor="ctr" anchorCtr="0" forceAA="0" compatLnSpc="1">
+                        <a:prstTxWarp prst="textNoShape">
+                          <a:avLst/>
+                        </a:prstTxWarp>
+                        <a:noAutofit/>
+                      </wps:bodyPr>
+                    </wps:wsp>
+                  </a:graphicData>
+                </a:graphic>
+              </wp:anchor>
+            </w:drawing>
+          </mc:Choice>
+          <mc:Fallback>
+            <w:pict>
+              <v:rect w14:anchorId="778613EE" id="Rectangle 12" o:spid="_x0000_s1026" style="position:absolute;margin-left:327.8pt;margin-top:20.55pt;width:210.45pt;height:177.2pt;z-index:251692032;visibility:visible;mso-wrap-style:square;mso-wrap-distance-left:9pt;mso-wrap-distance-top:0;mso-wrap-distance-right:9pt;mso-wrap-distance-bottom:0;mso-position-horizontal:absolute;mso-position-horizontal-relative:text;mso-position-vertical:absolute;mso-position-vertical-relative:text;v-text-anchor:middle" o:gfxdata="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" filled="f" strokecolor="black [3213]" strokeweight="1pt"/>
+            </w:pict>
+          </mc:Fallback>
+        </mc:AlternateContent>
+      </w:r>
       <w:r>
         <w:rPr>
           <w:rFonts w:ascii="Times New Roman" w:hAnsi="Times New Roman" w:cs="Times New Roman"/>
           <w:noProof/>
         </w:rPr>
         <w:drawing>
-          <wp:anchor distT="0" distB="0" distL="114300" distR="114300" simplePos="0" relativeHeight="251674624" behindDoc="1" locked="0" layoutInCell="1" allowOverlap="1" wp14:anchorId="35E9A4F1" wp14:editId="3BD13FA0">
+          <wp:anchor distT="0" distB="0" distL="114300" distR="114300" simplePos="0" relativeHeight="251674624" behindDoc="1" locked="0" layoutInCell="1" allowOverlap="1" wp14:anchorId="35E9A4F1" wp14:editId="57CE5790">
             <wp:simplePos x="0" y="0"/>
             <wp:positionH relativeFrom="column">
-              <wp:posOffset>4482938</wp:posOffset>
+              <wp:posOffset>4482465</wp:posOffset>
             </wp:positionH>
             <wp:positionV relativeFrom="paragraph">
-              <wp:posOffset>49235</wp:posOffset>
+              <wp:posOffset>247870</wp:posOffset>
             </wp:positionV>
             <wp:extent cx="2173605" cy="2221865"/>
             <wp:effectExtent l="0" t="0" r="0" b="6985"/>
@@ -3574,7 +3673,7 @@
                     <pic:cNvPicPr/>
                   </pic:nvPicPr>
                   <pic:blipFill rotWithShape="1">
-                    <a:blip r:embed="rId22" cstate="print">
+                    <a:blip r:embed="rId23" cstate="print">
                       <a:extLst>
                         <a:ext uri="{28A0092B-C50C-407E-A947-70E740481C1C}">
                           <a14:useLocalDpi xmlns:a14="http://schemas.microsoft.com/office/drawing/2010/main" val="0"/>
@@ -3615,6 +3714,57 @@
           </wp:anchor>
         </w:drawing>
       </w:r>
+      <w:r>
+        <w:rPr>
+          <w:rFonts w:ascii="Times New Roman" w:hAnsi="Times New Roman" w:cs="Times New Roman"/>
+        </w:rPr>
+        <w:t xml:space="preserve">Look at birds and insects and </w:t>
+      </w:r>
+      <w:proofErr w:type="spellStart"/>
+      <w:r>
+        <w:rPr>
+          <w:rFonts w:ascii="Times New Roman" w:hAnsi="Times New Roman" w:cs="Times New Roman"/>
+        </w:rPr>
+        <w:t>colour</w:t>
+      </w:r>
+      <w:proofErr w:type="spellEnd"/>
+      <w:r>
+        <w:rPr>
+          <w:rFonts w:ascii="Times New Roman" w:hAnsi="Times New Roman" w:cs="Times New Roman"/>
+        </w:rPr>
+        <w:t xml:space="preserve"> their correct homes.</w:t>
+      </w:r>
+      <w:r>
+        <w:rPr>
+          <w:rFonts w:ascii="Times New Roman" w:hAnsi="Times New Roman" w:cs="Times New Roman"/>
+        </w:rPr>
+        <w:tab/>
+      </w:r>
+      <w:r>
+        <w:rPr>
+          <w:rFonts w:ascii="Times New Roman" w:hAnsi="Times New Roman" w:cs="Times New Roman"/>
+        </w:rPr>
+        <w:tab/>
+      </w:r>
+      <w:r>
+        <w:rPr>
+          <w:rFonts w:ascii="Times New Roman" w:hAnsi="Times New Roman" w:cs="Times New Roman"/>
+        </w:rPr>
+        <w:tab/>
+      </w:r>
+      <w:r>
+        <w:rPr>
+          <w:rFonts w:ascii="Times New Roman" w:hAnsi="Times New Roman" w:cs="Times New Roman"/>
+        </w:rPr>
+        <w:t>(6)</w:t>
+      </w:r>
+      <w:r>
+        <w:rPr>
+          <w:rFonts w:ascii="Times New Roman" w:hAnsi="Times New Roman" w:cs="Times New Roman"/>
+          <w:noProof/>
+        </w:rPr>
+        <w:t xml:space="preserve"> </w:t>
+      </w:r>
     </w:p>
     <w:p>
       <w:pPr>
@@ -3657,22 +3807,142 @@
           <w:rFonts w:ascii="Times New Roman" w:hAnsi="Times New Roman" w:cs="Times New Roman"/>
         </w:rPr>
       </w:pPr>
+    </w:p>
+    <w:p>
+      <w:pPr>
+        <w:pStyle w:val="questions"/>
+        <w:numPr>
+          <w:ilvl w:val="0"/>
+          <w:numId w:val="0"/>
+        </w:numPr>
+        <w:spacing w:line="360" w:lineRule="auto"/>
+        <w:ind w:left="720"/>
+        <w:rPr>
+          <w:rFonts w:ascii="Times New Roman" w:hAnsi="Times New Roman" w:cs="Times New Roman"/>
+        </w:rPr>
+      </w:pPr>
+    </w:p>
+    <w:p>
+      <w:pPr>
+        <w:pStyle w:val="questions"/>
+        <w:numPr>
+          <w:ilvl w:val="0"/>
+          <w:numId w:val="0"/>
+        </w:numPr>
+        <w:spacing w:line="360" w:lineRule="auto"/>
+        <w:ind w:left="720"/>
+        <w:rPr>
+          <w:rFonts w:ascii="Times New Roman" w:hAnsi="Times New Roman" w:cs="Times New Roman"/>
+        </w:rPr>
+      </w:pPr>
+    </w:p>
+    <w:p>
+      <w:pPr>
+        <w:pStyle w:val="questions"/>
+        <w:numPr>
+          <w:ilvl w:val="0"/>
+          <w:numId w:val="0"/>
+        </w:numPr>
+        <w:spacing w:line="360" w:lineRule="auto"/>
+        <w:ind w:left="720"/>
+        <w:rPr>
+          <w:rFonts w:ascii="Times New Roman" w:hAnsi="Times New Roman" w:cs="Times New Roman"/>
+        </w:rPr>
+      </w:pPr>
       <w:r>
         <w:rPr>
           <w:rFonts w:ascii="Times New Roman" w:hAnsi="Times New Roman" w:cs="Times New Roman"/>
           <w:noProof/>
         </w:rPr>
+        <mc:AlternateContent>
+          <mc:Choice Requires="wps">
+            <w:drawing>
+              <wp:anchor distT="0" distB="0" distL="114300" distR="114300" simplePos="0" relativeHeight="251694080" behindDoc="0" locked="0" layoutInCell="1" allowOverlap="1" wp14:anchorId="0341689C" wp14:editId="500DBAC4">
+                <wp:simplePos x="0" y="0"/>
+                <wp:positionH relativeFrom="column">
+                  <wp:posOffset>2134925</wp:posOffset>
+                </wp:positionH>
+                <wp:positionV relativeFrom="paragraph">
+                  <wp:posOffset>523185</wp:posOffset>
+                </wp:positionV>
+                <wp:extent cx="2672715" cy="2321781"/>
+                <wp:effectExtent l="0" t="0" r="13335" b="21590"/>
+                <wp:wrapNone/>
+                <wp:docPr id="479644934" name="Rectangle 12"/>
+                <wp:cNvGraphicFramePr/>
+                <a:graphic xmlns:a="http://schemas.openxmlformats.org/drawingml/2006/main">
+                  <a:graphicData uri="http://schemas.microsoft.com/office/word/2010/wordprocessingShape">
+                    <wps:wsp>
+                      <wps:cNvSpPr/>
+                      <wps:spPr>
+                        <a:xfrm>
+                          <a:off x="0" y="0"/>
+                          <a:ext cx="2672715" cy="2321781"/>
+                        </a:xfrm>
+                        <a:prstGeom prst="rect">
+                          <a:avLst/>
+                        </a:prstGeom>
+                        <a:noFill/>
+                        <a:ln>
+                          <a:solidFill>
+                            <a:schemeClr val="tx1"/>
+                          </a:solidFill>
+                        </a:ln>
+                      </wps:spPr>
+                      <wps:style>
+                        <a:lnRef idx="2">
+                          <a:schemeClr val="accent1">
+                            <a:shade val="15000"/>
+                          </a:schemeClr>
+                        </a:lnRef>
+                        <a:fillRef idx="1">
+                          <a:schemeClr val="accent1"/>
+                        </a:fillRef>
+                        <a:effectRef idx="0">
+                          <a:schemeClr val="accent1"/>
+                        </a:effectRef>
+                        <a:fontRef idx="minor">
+                          <a:schemeClr val="lt1"/>
+                        </a:fontRef>
+                      </wps:style>
+                      <wps:bodyPr rot="0" spcFirstLastPara="0" vertOverflow="overflow" horzOverflow="overflow" vert="horz" wrap="square" lIns="91440" tIns="45720" rIns="91440" bIns="45720" numCol="1" spcCol="0" rtlCol="0" fromWordArt="0" anchor="ctr" anchorCtr="0" forceAA="0" compatLnSpc="1">
+                        <a:prstTxWarp prst="textNoShape">
+                          <a:avLst/>
+                        </a:prstTxWarp>
+                        <a:noAutofit/>
+                      </wps:bodyPr>
+                    </wps:wsp>
+                  </a:graphicData>
+                </a:graphic>
+                <wp14:sizeRelV relativeFrom="margin">
+                  <wp14:pctHeight>0</wp14:pctHeight>
+                </wp14:sizeRelV>
+              </wp:anchor>
+            </w:drawing>
+          </mc:Choice>
+          <mc:Fallback>
+            <w:pict>
+              <v:rect w14:anchorId="15750B3F" id="Rectangle 12" o:spid="_x0000_s1026" style="position:absolute;margin-left:168.1pt;margin-top:41.2pt;width:210.45pt;height:182.8pt;z-index:251694080;visibility:visible;mso-wrap-style:square;mso-height-percent:0;mso-wrap-distance-left:9pt;mso-wrap-distance-top:0;mso-wrap-distance-right:9pt;mso-wrap-distance-bottom:0;mso-position-horizontal:absolute;mso-position-horizontal-relative:text;mso-position-vertical:absolute;mso-position-vertical-relative:text;mso-height-percent:0;mso-height-relative:margin;v-text-anchor:middle" o:gfxdata="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" filled="f" strokecolor="black [3213]" strokeweight="1pt"/>
+            </w:pict>
+          </mc:Fallback>
+        </mc:AlternateContent>
+      </w:r>
+      <w:r>
+        <w:rPr>
+          <w:rFonts w:ascii="Times New Roman" w:hAnsi="Times New Roman" w:cs="Times New Roman"/>
+          <w:noProof/>
+        </w:rPr>
         <w:drawing>
-          <wp:anchor distT="0" distB="0" distL="114300" distR="114300" simplePos="0" relativeHeight="251676672" behindDoc="0" locked="0" layoutInCell="1" allowOverlap="1" wp14:anchorId="6FB3E009" wp14:editId="31A40779">
+          <wp:anchor distT="0" distB="0" distL="114300" distR="114300" simplePos="0" relativeHeight="251676672" behindDoc="0" locked="0" layoutInCell="1" allowOverlap="1" wp14:anchorId="6FB3E009" wp14:editId="6F12CACF">
             <wp:simplePos x="0" y="0"/>
             <wp:positionH relativeFrom="column">
-              <wp:posOffset>2243455</wp:posOffset>
+              <wp:posOffset>2325370</wp:posOffset>
             </wp:positionH>
             <wp:positionV relativeFrom="paragraph">
-              <wp:posOffset>1113155</wp:posOffset>
+              <wp:posOffset>370205</wp:posOffset>
             </wp:positionV>
-            <wp:extent cx="2157095" cy="2167890"/>
-            <wp:effectExtent l="0" t="0" r="0" b="3810"/>
+            <wp:extent cx="2531745" cy="2543810"/>
+            <wp:effectExtent l="0" t="0" r="1905" b="8890"/>
             <wp:wrapTopAndBottom/>
             <wp:docPr id="2104896482" name="Picture 100"/>
             <wp:cNvGraphicFramePr>
@@ -3686,7 +3956,7 @@
                     <pic:cNvPicPr/>
                   </pic:nvPicPr>
                   <pic:blipFill>
-                    <a:blip r:embed="rId23" cstate="print">
+                    <a:blip r:embed="rId24" cstate="print">
                       <a:extLst>
                         <a:ext uri="{28A0092B-C50C-407E-A947-70E740481C1C}">
                           <a14:useLocalDpi xmlns:a14="http://schemas.microsoft.com/office/drawing/2010/main" val="0"/>
@@ -3700,7 +3970,7 @@
                   <pic:spPr>
                     <a:xfrm>
                       <a:off x="0" y="0"/>
-                      <a:ext cx="2157095" cy="2167890"/>
+                      <a:ext cx="2531745" cy="2543810"/>
                     </a:xfrm>
                     <a:prstGeom prst="rect">
                       <a:avLst/>
@@ -3733,7 +4003,19 @@
           <w:rFonts w:ascii="Times New Roman" w:hAnsi="Times New Roman" w:cs="Times New Roman"/>
         </w:rPr>
         <w:lastRenderedPageBreak/>
-        <w:t>Look at the picture and write 'Whole', 'Half', 'quarter'</w:t>
+        <w:t>Look at the picture and write 'Whole', 'Half', '</w:t>
+      </w:r>
+      <w:r>
+        <w:rPr>
+          <w:rFonts w:ascii="Times New Roman" w:hAnsi="Times New Roman" w:cs="Times New Roman"/>
+        </w:rPr>
+        <w:t>Q</w:t>
+      </w:r>
+      <w:r>
+        <w:rPr>
+          <w:rFonts w:ascii="Times New Roman" w:hAnsi="Times New Roman" w:cs="Times New Roman"/>
+        </w:rPr>
+        <w:t>uarter'</w:t>
       </w:r>
       <w:r>
         <w:rPr>
@@ -3806,7 +4088,7 @@
                     <pic:cNvPicPr/>
                   </pic:nvPicPr>
                   <pic:blipFill>
-                    <a:blip r:embed="rId24">
+                    <a:blip r:embed="rId25">
                       <a:extLst>
                         <a:ext uri="{28A0092B-C50C-407E-A947-70E740481C1C}">
                           <a14:useLocalDpi xmlns:a14="http://schemas.microsoft.com/office/drawing/2010/main" val="0"/>
@@ -3854,7 +4136,31 @@
         <w:rPr>
           <w:rFonts w:ascii="Times New Roman" w:hAnsi="Times New Roman" w:cs="Times New Roman"/>
         </w:rPr>
-        <w:t xml:space="preserve"> the traffic light and write about it with the help of key words.</w:t>
+        <w:t xml:space="preserve"> the traffic light and write about it.</w:t>
+      </w:r>
+      <w:r>
+        <w:rPr>
+          <w:rFonts w:ascii="Times New Roman" w:hAnsi="Times New Roman" w:cs="Times New Roman"/>
+        </w:rPr>
+        <w:tab/>
+      </w:r>
+      <w:r>
+        <w:rPr>
+          <w:rFonts w:ascii="Times New Roman" w:hAnsi="Times New Roman" w:cs="Times New Roman"/>
+        </w:rPr>
+        <w:tab/>
+      </w:r>
+      <w:r>
+        <w:rPr>
+          <w:rFonts w:ascii="Times New Roman" w:hAnsi="Times New Roman" w:cs="Times New Roman"/>
+        </w:rPr>
+        <w:tab/>
+      </w:r>
+      <w:r>
+        <w:rPr>
+          <w:rFonts w:ascii="Times New Roman" w:hAnsi="Times New Roman" w:cs="Times New Roman"/>
+        </w:rPr>
+        <w:tab/>
       </w:r>
       <w:r>
         <w:rPr>
@@ -3929,7 +4235,7 @@
                           <pic:cNvPicPr/>
                         </pic:nvPicPr>
                         <pic:blipFill rotWithShape="1">
-                          <a:blip r:embed="rId25" cstate="print">
+                          <a:blip r:embed="rId26" cstate="print">
                             <a:extLst>
                               <a:ext uri="{28A0092B-C50C-407E-A947-70E740481C1C}">
                                 <a14:useLocalDpi xmlns:a14="http://schemas.microsoft.com/office/drawing/2010/main" val="0"/>
@@ -4043,7 +4349,15 @@
                 <w:b w:val="0"/>
                 <w:bCs w:val="0"/>
               </w:rPr>
-              <w:t>green light says…………</w:t>
+              <w:t>G</w:t>
+            </w:r>
+            <w:r>
+              <w:rPr>
+                <w:rFonts w:ascii="Times New Roman" w:hAnsi="Times New Roman" w:cs="Times New Roman"/>
+                <w:b w:val="0"/>
+                <w:bCs w:val="0"/>
+              </w:rPr>
+              <w:t>reen light says…………</w:t>
             </w:r>
             <w:proofErr w:type="gramStart"/>
             <w:r>
@@ -4073,7 +4387,31 @@
           <w:rFonts w:ascii="Times New Roman" w:hAnsi="Times New Roman" w:cs="Times New Roman"/>
         </w:rPr>
         <w:lastRenderedPageBreak/>
-        <w:t>Draw the picture of best vehicle.</w:t>
+        <w:t xml:space="preserve">Draw </w:t>
+      </w:r>
+      <w:r>
+        <w:rPr>
+          <w:rFonts w:ascii="Times New Roman" w:hAnsi="Times New Roman" w:cs="Times New Roman"/>
+        </w:rPr>
+        <w:t>a</w:t>
+      </w:r>
+      <w:r>
+        <w:rPr>
+          <w:rFonts w:ascii="Times New Roman" w:hAnsi="Times New Roman" w:cs="Times New Roman"/>
+        </w:rPr>
+        <w:t xml:space="preserve"> picture of </w:t>
+      </w:r>
+      <w:r>
+        <w:rPr>
+          <w:rFonts w:ascii="Times New Roman" w:hAnsi="Times New Roman" w:cs="Times New Roman"/>
+        </w:rPr>
+        <w:t xml:space="preserve">the </w:t>
+      </w:r>
+      <w:r>
+        <w:rPr>
+          <w:rFonts w:ascii="Times New Roman" w:hAnsi="Times New Roman" w:cs="Times New Roman"/>
+        </w:rPr>
+        <w:t>best vehicle.</w:t>
       </w:r>
       <w:r>
         <w:rPr>
@@ -4187,107 +4525,24 @@
           <w:rFonts w:ascii="Times New Roman" w:hAnsi="Times New Roman" w:cs="Times New Roman"/>
         </w:rPr>
       </w:pPr>
-      <w:proofErr w:type="spellStart"/>
-      <w:r>
-        <w:rPr>
-          <w:rFonts w:ascii="Times New Roman" w:hAnsi="Times New Roman" w:cs="Times New Roman"/>
-        </w:rPr>
-        <w:t>Colour</w:t>
-      </w:r>
-      <w:proofErr w:type="spellEnd"/>
-      <w:r>
-        <w:rPr>
-          <w:rFonts w:ascii="Times New Roman" w:hAnsi="Times New Roman" w:cs="Times New Roman"/>
-        </w:rPr>
-        <w:t xml:space="preserve"> the picture.</w:t>
-      </w:r>
-      <w:r>
-        <w:rPr>
-          <w:rFonts w:ascii="Times New Roman" w:hAnsi="Times New Roman" w:cs="Times New Roman"/>
-        </w:rPr>
-        <w:tab/>
-      </w:r>
-      <w:r>
-        <w:rPr>
-          <w:rFonts w:ascii="Times New Roman" w:hAnsi="Times New Roman" w:cs="Times New Roman"/>
-        </w:rPr>
-        <w:tab/>
-      </w:r>
-      <w:r>
-        <w:rPr>
-          <w:rFonts w:ascii="Times New Roman" w:hAnsi="Times New Roman" w:cs="Times New Roman"/>
-        </w:rPr>
-        <w:tab/>
-      </w:r>
-      <w:r>
-        <w:rPr>
-          <w:rFonts w:ascii="Times New Roman" w:hAnsi="Times New Roman" w:cs="Times New Roman"/>
-        </w:rPr>
-        <w:tab/>
-      </w:r>
-      <w:r>
-        <w:rPr>
-          <w:rFonts w:ascii="Times New Roman" w:hAnsi="Times New Roman" w:cs="Times New Roman"/>
-        </w:rPr>
-        <w:tab/>
-      </w:r>
-      <w:r>
-        <w:rPr>
-          <w:rFonts w:ascii="Times New Roman" w:hAnsi="Times New Roman" w:cs="Times New Roman"/>
-        </w:rPr>
-        <w:tab/>
-      </w:r>
-      <w:r>
-        <w:rPr>
-          <w:rFonts w:ascii="Times New Roman" w:hAnsi="Times New Roman" w:cs="Times New Roman"/>
-        </w:rPr>
-        <w:tab/>
-      </w:r>
-      <w:r>
-        <w:rPr>
-          <w:rFonts w:ascii="Times New Roman" w:hAnsi="Times New Roman" w:cs="Times New Roman"/>
-        </w:rPr>
-        <w:tab/>
-      </w:r>
-      <w:r>
-        <w:rPr>
-          <w:rFonts w:ascii="Times New Roman" w:hAnsi="Times New Roman" w:cs="Times New Roman"/>
-        </w:rPr>
-        <w:tab/>
-        <w:t>(10)</w:t>
-      </w:r>
-    </w:p>
-    <w:p>
-      <w:pPr>
-        <w:pStyle w:val="questions"/>
-        <w:numPr>
-          <w:ilvl w:val="0"/>
-          <w:numId w:val="0"/>
-        </w:numPr>
-        <w:spacing w:line="360" w:lineRule="auto"/>
-        <w:ind w:left="720"/>
-        <w:rPr>
-          <w:rFonts w:ascii="Times New Roman" w:hAnsi="Times New Roman" w:cs="Times New Roman"/>
-        </w:rPr>
-      </w:pPr>
       <w:r>
         <w:rPr>
           <w:rFonts w:ascii="Times New Roman" w:hAnsi="Times New Roman" w:cs="Times New Roman"/>
           <w:noProof/>
         </w:rPr>
         <w:drawing>
-          <wp:anchor distT="0" distB="0" distL="114300" distR="114300" simplePos="0" relativeHeight="251688960" behindDoc="0" locked="0" layoutInCell="1" allowOverlap="1" wp14:anchorId="0662949F" wp14:editId="437EF2F3">
+          <wp:anchor distT="0" distB="0" distL="114300" distR="114300" simplePos="0" relativeHeight="251695104" behindDoc="0" locked="0" layoutInCell="1" allowOverlap="1" wp14:anchorId="566F48D5" wp14:editId="0A35C92F">
             <wp:simplePos x="0" y="0"/>
             <wp:positionH relativeFrom="column">
-              <wp:posOffset>159488</wp:posOffset>
+              <wp:posOffset>210710</wp:posOffset>
             </wp:positionH>
             <wp:positionV relativeFrom="paragraph">
-              <wp:posOffset>27010</wp:posOffset>
+              <wp:posOffset>330007</wp:posOffset>
             </wp:positionV>
-            <wp:extent cx="6783070" cy="4348716"/>
+            <wp:extent cx="6504167" cy="4333418"/>
             <wp:effectExtent l="0" t="0" r="0" b="0"/>
             <wp:wrapNone/>
-            <wp:docPr id="786786435" name="Picture 105"/>
+            <wp:docPr id="1489197990" name="Picture 14"/>
             <wp:cNvGraphicFramePr>
               <a:graphicFrameLocks xmlns:a="http://schemas.openxmlformats.org/drawingml/2006/main" noChangeAspect="1"/>
             </wp:cNvGraphicFramePr>
@@ -4295,38 +4550,38 @@
               <a:graphicData uri="http://schemas.openxmlformats.org/drawingml/2006/picture">
                 <pic:pic xmlns:pic="http://schemas.openxmlformats.org/drawingml/2006/picture">
                   <pic:nvPicPr>
-                    <pic:cNvPr id="786786435" name="Picture 786786435"/>
+                    <pic:cNvPr id="1489197990" name="Picture 1489197990"/>
                     <pic:cNvPicPr/>
                   </pic:nvPicPr>
-                  <pic:blipFill rotWithShape="1">
-                    <a:blip r:embed="rId26">
+                  <pic:blipFill>
+                    <a:blip r:embed="rId27">
                       <a:extLst>
-                        <a:ext uri="{28A0092B-C50C-407E-A947-70E740481C1C}">
-                          <a14:useLocalDpi xmlns:a14="http://schemas.microsoft.com/office/drawing/2010/main" val="0"/>
+                        <a:ext uri="{BEBA8EAE-BF5A-486C-A8C5-ECC9F3942E4B}">
+                          <a14:imgProps xmlns:a14="http://schemas.microsoft.com/office/drawing/2010/main">
+                            <a14:imgLayer r:embed="rId28">
+                              <a14:imgEffect>
+                                <a14:sharpenSoften amount="50000"/>
+                              </a14:imgEffect>
+                              <a14:imgEffect>
+                                <a14:brightnessContrast bright="40000" contrast="-40000"/>
+                              </a14:imgEffect>
+                            </a14:imgLayer>
+                          </a14:imgProps>
                         </a:ext>
                       </a:extLst>
                     </a:blip>
-                    <a:srcRect l="8136" t="14076" r="7471" b="12251"/>
                     <a:stretch>
                       <a:fillRect/>
                     </a:stretch>
                   </pic:blipFill>
-                  <pic:spPr bwMode="auto">
+                  <pic:spPr>
                     <a:xfrm>
                       <a:off x="0" y="0"/>
-                      <a:ext cx="6800140" cy="4359660"/>
+                      <a:ext cx="6515177" cy="4340753"/>
                     </a:xfrm>
                     <a:prstGeom prst="rect">
                       <a:avLst/>
                     </a:prstGeom>
-                    <a:ln>
-                      <a:noFill/>
-                    </a:ln>
-                    <a:extLst>
-                      <a:ext uri="{53640926-AAD7-44D8-BBD7-CCE9431645EC}">
-                        <a14:shadowObscured xmlns:a14="http://schemas.microsoft.com/office/drawing/2010/main"/>
-                      </a:ext>
-                    </a:extLst>
                   </pic:spPr>
                 </pic:pic>
               </a:graphicData>
@@ -4340,6 +4595,89 @@
           </wp:anchor>
         </w:drawing>
       </w:r>
+      <w:proofErr w:type="spellStart"/>
+      <w:r>
+        <w:rPr>
+          <w:rFonts w:ascii="Times New Roman" w:hAnsi="Times New Roman" w:cs="Times New Roman"/>
+        </w:rPr>
+        <w:t>Colour</w:t>
+      </w:r>
+      <w:proofErr w:type="spellEnd"/>
+      <w:r>
+        <w:rPr>
+          <w:rFonts w:ascii="Times New Roman" w:hAnsi="Times New Roman" w:cs="Times New Roman"/>
+        </w:rPr>
+        <w:t xml:space="preserve"> the picture.</w:t>
+      </w:r>
+      <w:r>
+        <w:rPr>
+          <w:rFonts w:ascii="Times New Roman" w:hAnsi="Times New Roman" w:cs="Times New Roman"/>
+        </w:rPr>
+        <w:tab/>
+      </w:r>
+      <w:r>
+        <w:rPr>
+          <w:rFonts w:ascii="Times New Roman" w:hAnsi="Times New Roman" w:cs="Times New Roman"/>
+        </w:rPr>
+        <w:tab/>
+      </w:r>
+      <w:r>
+        <w:rPr>
+          <w:rFonts w:ascii="Times New Roman" w:hAnsi="Times New Roman" w:cs="Times New Roman"/>
+        </w:rPr>
+        <w:tab/>
+      </w:r>
+      <w:r>
+        <w:rPr>
+          <w:rFonts w:ascii="Times New Roman" w:hAnsi="Times New Roman" w:cs="Times New Roman"/>
+        </w:rPr>
+        <w:tab/>
+      </w:r>
+      <w:r>
+        <w:rPr>
+          <w:rFonts w:ascii="Times New Roman" w:hAnsi="Times New Roman" w:cs="Times New Roman"/>
+        </w:rPr>
+        <w:tab/>
+      </w:r>
+      <w:r>
+        <w:rPr>
+          <w:rFonts w:ascii="Times New Roman" w:hAnsi="Times New Roman" w:cs="Times New Roman"/>
+        </w:rPr>
+        <w:tab/>
+      </w:r>
+      <w:r>
+        <w:rPr>
+          <w:rFonts w:ascii="Times New Roman" w:hAnsi="Times New Roman" w:cs="Times New Roman"/>
+        </w:rPr>
+        <w:tab/>
+      </w:r>
+      <w:r>
+        <w:rPr>
+          <w:rFonts w:ascii="Times New Roman" w:hAnsi="Times New Roman" w:cs="Times New Roman"/>
+        </w:rPr>
+        <w:tab/>
+      </w:r>
+      <w:r>
+        <w:rPr>
+          <w:rFonts w:ascii="Times New Roman" w:hAnsi="Times New Roman" w:cs="Times New Roman"/>
+        </w:rPr>
+        <w:tab/>
+        <w:t>(10)</w:t>
+      </w:r>
+    </w:p>
+    <w:p>
+      <w:pPr>
+        <w:pStyle w:val="questions"/>
+        <w:numPr>
+          <w:ilvl w:val="0"/>
+          <w:numId w:val="0"/>
+        </w:numPr>
+        <w:spacing w:line="360" w:lineRule="auto"/>
+        <w:ind w:left="720"/>
+        <w:rPr>
+          <w:rFonts w:ascii="Times New Roman" w:hAnsi="Times New Roman" w:cs="Times New Roman"/>
+        </w:rPr>
+      </w:pPr>
     </w:p>
     <w:p>
       <w:pPr>
@@ -5988,4 +6326,16 @@
     </a:ext>
   </a:extLst>
 </a:theme>
+</file>
+
+<file path=customXml/item1.xml><?xml version="1.0" encoding="utf-8"?>
+<b:Sources xmlns:b="http://schemas.openxmlformats.org/officeDocument/2006/bibliography" xmlns="http://schemas.openxmlformats.org/officeDocument/2006/bibliography" SelectedStyle="\APASixthEditionOfficeOnline.xsl" StyleName="APA" Version="6"/>
+</file>
+
+<file path=customXml/itemProps1.xml><?xml version="1.0" encoding="utf-8"?>
+<ds:datastoreItem xmlns:ds="http://schemas.openxmlformats.org/officeDocument/2006/customXml" ds:itemID="{C7F41171-B695-4215-ACAF-11559ECF6784}">
+  <ds:schemaRefs>
+    <ds:schemaRef ds:uri="http://schemas.openxmlformats.org/officeDocument/2006/bibliography"/>
+  </ds:schemaRefs>
+</ds:datastoreItem>
 </file>